--- a/rus/docx/46.content.docx
+++ b/rus/docx/46.content.docx
@@ -19,7 +19,7 @@
         <w:rPr>
           <w:lang w:val="ru_RU" w:bidi="ru_RU"/>
         </w:rPr>
-        <w:t>Resource: Заметки к учебнику - Вступления к книгам (Тиндейл)</w:t>
+        <w:t>Resource: Tyndale Open Study Notes</w:t>
       </w:r>
       <w:r>
         <w:rPr>
@@ -112,7 +112,7 @@
         <w:rPr>
           <w:lang w:val="ru_RU" w:bidi="ru_RU"/>
         </w:rPr>
-        <w:t>Заметки к учебнику - Вступления к книгам (Тиндейл)</w:t>
+        <w:t>Tyndale Open Study Notes</w:t>
       </w:r>
     </w:p>
     <w:p>

--- a/rus/docx/46.content.docx
+++ b/rus/docx/46.content.docx
@@ -19,7 +19,7 @@
         <w:rPr>
           <w:lang w:val="ru_RU" w:bidi="ru_RU"/>
         </w:rPr>
-        <w:t>Resource: Tyndale Open Study Notes</w:t>
+        <w:t>Resource: Aquifer Open Study Notes (Book Intros)</w:t>
       </w:r>
       <w:r>
         <w:rPr>
@@ -112,7 +112,7 @@
         <w:rPr>
           <w:lang w:val="ru_RU" w:bidi="ru_RU"/>
         </w:rPr>
-        <w:t>Tyndale Open Study Notes</w:t>
+        <w:t>Aquifer Open Study Notes (Book Intros)</w:t>
       </w:r>
     </w:p>
     <w:p>
@@ -1084,6 +1084,17 @@
       </w:r>
     </w:p>
     <w:p>
+      <w:pPr>
+        <w:pStyle w:val="Heading4"/>
+      </w:pPr>
+      <w:r>
+        <w:rPr>
+          <w:lang w:val="ru_RU" w:bidi="ru_RU"/>
+        </w:rPr>
+        <w:t>Призыв к христианской жизни</w:t>
+      </w:r>
+    </w:p>
+    <w:p>
       <w:pPr/>
       <w:r>
         <w:rPr>
@@ -1094,7 +1105,7 @@
         <w:rPr>
           <w:lang w:val="ru_RU" w:bidi="ru_RU"/>
         </w:rPr>
-        <w:t>Призыв к христианской жизни. Павел рассматривает проблемы, возникшие в коринфской церкви, с глубоко духовной точки зрения, уходящей корнями в Благую Весть о благодати Бога. Павел считает, что христианское поведение происходит из правильного понимания Евангелия, кто есть Христос и что принесла Его смерть на кресте. Советы, которые он даёт о том, как жить христианину, являются не просто практичными, но они прочно основаны на отношениях каждого верующего со Христом. Собственная жизнь Павла была преобразована благодаря тому, что он пережил Божью благодать, которую он получил через Христа.</w:t>
+        <w:t>Павел рассматривает проблемы, возникшие в коринфской церкви, с глубоко духовной точки зрения, уходящей корнями в Благую Весть о благодати Бога. Павел считает, что христианское поведение происходит из правильного понимания Евангелия, кто есть Христос и что принесла Его смерть на кресте. Советы, которые он даёт о том, как жить христианину, являются не просто практичными, но они прочно основаны на отношениях каждого верующего со Христом. Собственная жизнь Павла была преобразована благодаря тому, что он пережил Божью благодать, которую он получил через Христа.</w:t>
       </w:r>
     </w:p>
     <w:p>
@@ -1330,6 +1341,17 @@
       </w:r>
     </w:p>
     <w:p>
+      <w:pPr>
+        <w:pStyle w:val="Heading4"/>
+      </w:pPr>
+      <w:r>
+        <w:rPr>
+          <w:lang w:val="ru_RU" w:bidi="ru_RU"/>
+        </w:rPr>
+        <w:t>Как Павел понимал Благовестие</w:t>
+      </w:r>
+    </w:p>
+    <w:p>
       <w:pPr/>
       <w:r>
         <w:rPr>
@@ -1340,7 +1362,7 @@
         <w:rPr>
           <w:lang w:val="ru_RU" w:bidi="ru_RU"/>
         </w:rPr>
-        <w:t>Как Павел понимал благовестие. Когда противники Павла критиковали его за «юродство проповеди», то есть неинтеллектуальный подход к проповеди Евангелия (</w:t>
+        <w:t>Когда противники Павла критиковали его за «юродство проповеди», то есть неинтеллектуальный подход к проповеди Евангелия (</w:t>
       </w:r>
       <w:hyperlink r:id="rId18">
         <w:r>
@@ -1362,6 +1384,17 @@
       </w:r>
     </w:p>
     <w:p>
+      <w:pPr>
+        <w:pStyle w:val="Heading4"/>
+      </w:pPr>
+      <w:r>
+        <w:rPr>
+          <w:lang w:val="ru_RU" w:bidi="ru_RU"/>
+        </w:rPr>
+        <w:t>Единство и любовь в церкви</w:t>
+      </w:r>
+    </w:p>
+    <w:p>
       <w:pPr/>
       <w:r>
         <w:rPr>
@@ -1372,7 +1405,25 @@
         <w:rPr>
           <w:lang w:val="ru_RU" w:bidi="ru_RU"/>
         </w:rPr>
-        <w:t xml:space="preserve">Единство и любовь в церкви. Единство верующих является одной из самых важных тем всего послания, потому что ряд проблем привели к разделению в ранней церкви (см. </w:t>
+        <w:t>Единство верующих является одной из самых важных тем всего послания, потому что ряд проблем привели к разделению в ранней церкви:</w:t>
+      </w:r>
+    </w:p>
+    <w:p>
+      <w:pPr>
+        <w:pStyle w:val="ListBullet"/>
+        <w:spacing w:line="240" w:lineRule="auto"/>
+        <w:ind w:left="720"/>
+      </w:pPr>
+      <w:r>
+        <w:rPr>
+          <w:lang w:val="ru_RU" w:bidi="ru_RU"/>
+        </w:rPr>
+      </w:r>
+      <w:r>
+        <w:rPr>
+          <w:lang w:val="ru_RU" w:bidi="ru_RU"/>
+        </w:rPr>
+        <w:t xml:space="preserve"> о разных группах в церкви см. </w:t>
       </w:r>
       <w:hyperlink r:id="rId42">
         <w:r>
@@ -1390,7 +1441,25 @@
         <w:rPr>
           <w:lang w:val="ru_RU" w:bidi="ru_RU"/>
         </w:rPr>
-        <w:t xml:space="preserve"> о разных группах в церкви; </w:t>
+        <w:t>;</w:t>
+      </w:r>
+    </w:p>
+    <w:p>
+      <w:pPr>
+        <w:pStyle w:val="ListBullet"/>
+        <w:spacing w:line="240" w:lineRule="auto"/>
+        <w:ind w:left="720"/>
+      </w:pPr>
+      <w:r>
+        <w:rPr>
+          <w:lang w:val="ru_RU" w:bidi="ru_RU"/>
+        </w:rPr>
+      </w:r>
+      <w:r>
+        <w:rPr>
+          <w:lang w:val="ru_RU" w:bidi="ru_RU"/>
+        </w:rPr>
+        <w:t xml:space="preserve">о судебных тяжбах против других христиан см. </w:t>
       </w:r>
       <w:hyperlink r:id="rId43">
         <w:r>
@@ -1408,7 +1477,25 @@
         <w:rPr>
           <w:lang w:val="ru_RU" w:bidi="ru_RU"/>
         </w:rPr>
-        <w:t xml:space="preserve"> о судебных тяжбах против других христиан; </w:t>
+        <w:t>;</w:t>
+      </w:r>
+    </w:p>
+    <w:p>
+      <w:pPr>
+        <w:pStyle w:val="ListBullet"/>
+        <w:spacing w:line="240" w:lineRule="auto"/>
+        <w:ind w:left="720"/>
+      </w:pPr>
+      <w:r>
+        <w:rPr>
+          <w:lang w:val="ru_RU" w:bidi="ru_RU"/>
+        </w:rPr>
+      </w:r>
+      <w:r>
+        <w:rPr>
+          <w:lang w:val="ru_RU" w:bidi="ru_RU"/>
+        </w:rPr>
+        <w:t xml:space="preserve"> о разных мнениях о пище, принесённой в жертву идолам см. </w:t>
       </w:r>
       <w:hyperlink r:id="rId44">
         <w:r>
@@ -1426,7 +1513,25 @@
         <w:rPr>
           <w:lang w:val="ru_RU" w:bidi="ru_RU"/>
         </w:rPr>
-        <w:t xml:space="preserve"> о разных мнениях о пище, принесённой в жертву идолам; </w:t>
+        <w:t>;</w:t>
+      </w:r>
+    </w:p>
+    <w:p>
+      <w:pPr>
+        <w:pStyle w:val="ListBullet"/>
+        <w:spacing w:line="240" w:lineRule="auto"/>
+        <w:ind w:left="720"/>
+      </w:pPr>
+      <w:r>
+        <w:rPr>
+          <w:lang w:val="ru_RU" w:bidi="ru_RU"/>
+        </w:rPr>
+      </w:r>
+      <w:r>
+        <w:rPr>
+          <w:lang w:val="ru_RU" w:bidi="ru_RU"/>
+        </w:rPr>
+        <w:t xml:space="preserve"> о разных мнениях о подходящей одежде для женщин-служителей см. </w:t>
       </w:r>
       <w:hyperlink r:id="rId45">
         <w:r>
@@ -1444,7 +1549,25 @@
         <w:rPr>
           <w:lang w:val="ru_RU" w:bidi="ru_RU"/>
         </w:rPr>
-        <w:t xml:space="preserve"> о разных мнениях о подходящей одежде для женщин-служителей; </w:t>
+        <w:t>;</w:t>
+      </w:r>
+    </w:p>
+    <w:p>
+      <w:pPr>
+        <w:pStyle w:val="ListBullet"/>
+        <w:spacing w:line="240" w:lineRule="auto"/>
+        <w:ind w:left="720"/>
+      </w:pPr>
+      <w:r>
+        <w:rPr>
+          <w:lang w:val="ru_RU" w:bidi="ru_RU"/>
+        </w:rPr>
+      </w:r>
+      <w:r>
+        <w:rPr>
+          <w:lang w:val="ru_RU" w:bidi="ru_RU"/>
+        </w:rPr>
+        <w:t xml:space="preserve"> о проблеме, связанной с принятием Вечери Господней см. </w:t>
       </w:r>
       <w:hyperlink r:id="rId46">
         <w:r>
@@ -1462,7 +1585,21 @@
         <w:rPr>
           <w:lang w:val="ru_RU" w:bidi="ru_RU"/>
         </w:rPr>
-        <w:t xml:space="preserve"> о проблеме, связанной с принятием Вечери Господней). Павел говорит, что верующие должны хранить единство между собой, потому что они соединены в одно целое как члены Тела Христа, посвятившие себя Христу как Господу и получившие от Него Святого Духа. На протяжении всего послания, где есть также отдельная глава о том, что такое любовь (гл. </w:t>
+        <w:t>.</w:t>
+      </w:r>
+    </w:p>
+    <w:p>
+      <w:pPr/>
+      <w:r>
+        <w:rPr>
+          <w:lang w:val="ru_RU" w:bidi="ru_RU"/>
+        </w:rPr>
+      </w:r>
+      <w:r>
+        <w:rPr>
+          <w:lang w:val="ru_RU" w:bidi="ru_RU"/>
+        </w:rPr>
+        <w:t xml:space="preserve">Павел говорит, что верующие должны хранить единство между собой, потому что они соединены в одно целое как члены Тела Христа, посвятившие себя Христу как Господу и получившие от Него Святого Духа. На протяжении всего послания, где есть также отдельная глава о том, что такое любовь (гл. </w:t>
       </w:r>
       <w:hyperlink r:id="rId47">
         <w:r>
@@ -1484,6 +1621,17 @@
       </w:r>
     </w:p>
     <w:p>
+      <w:pPr>
+        <w:pStyle w:val="Heading4"/>
+      </w:pPr>
+      <w:r>
+        <w:rPr>
+          <w:lang w:val="ru_RU" w:bidi="ru_RU"/>
+        </w:rPr>
+        <w:t>Брак, развод и безбрачие</w:t>
+      </w:r>
+    </w:p>
+    <w:p>
       <w:pPr/>
       <w:r>
         <w:rPr>
@@ -1494,7 +1642,7 @@
         <w:rPr>
           <w:lang w:val="ru_RU" w:bidi="ru_RU"/>
         </w:rPr>
-        <w:t xml:space="preserve">Брак, развод и безбрачие. Павел говорит о ценности брака и решительно выступает против развода. В свете сложной обстановки для христиан, живших в первом веке, и его ожидания скорого возвращения Христа (см. </w:t>
+        <w:t xml:space="preserve">Павел говорит о ценности брака и решительно выступает против развода. В свете сложной обстановки для христиан, живших в первом веке, и его ожидания скорого возвращения Христа (см. </w:t>
       </w:r>
       <w:hyperlink r:id="rId48">
         <w:r>
@@ -1534,6 +1682,17 @@
       </w:r>
     </w:p>
     <w:p>
+      <w:pPr>
+        <w:pStyle w:val="Heading4"/>
+      </w:pPr>
+      <w:r>
+        <w:rPr>
+          <w:lang w:val="ru_RU" w:bidi="ru_RU"/>
+        </w:rPr>
+        <w:t>Вечеря Господня</w:t>
+      </w:r>
+    </w:p>
+    <w:p>
       <w:pPr/>
       <w:r>
         <w:rPr>
@@ -1544,7 +1703,7 @@
         <w:rPr>
           <w:lang w:val="ru_RU" w:bidi="ru_RU"/>
         </w:rPr>
-        <w:t xml:space="preserve">Вечеря Господня. Это послание показывается, как ранняя церковь понимала и как относилась к Вечери Господней, что является, пожалуй, самым подробным объяснением, данным во всём Новом Завете (гл. </w:t>
+        <w:t xml:space="preserve"> Это послание показывается, как ранняя церковь понимала и как относилась к Вечери Господней, что является, пожалуй, самым подробным объяснением, данным во всём Новом Завете (гл. </w:t>
       </w:r>
       <w:hyperlink r:id="rId50">
         <w:r>
@@ -1566,6 +1725,17 @@
       </w:r>
     </w:p>
     <w:p>
+      <w:pPr>
+        <w:pStyle w:val="Heading4"/>
+      </w:pPr>
+      <w:r>
+        <w:rPr>
+          <w:lang w:val="ru_RU" w:bidi="ru_RU"/>
+        </w:rPr>
+        <w:t>Церковь как Тело</w:t>
+      </w:r>
+    </w:p>
+    <w:p>
       <w:pPr/>
       <w:r>
         <w:rPr>
@@ -1576,7 +1746,7 @@
         <w:rPr>
           <w:lang w:val="ru_RU" w:bidi="ru_RU"/>
         </w:rPr>
-        <w:t xml:space="preserve">Церковь как Тело. Павел понимал, что церковь — это активное Тело, управляемое Святым Духом и состоящее из различных членов, каждый из которых выполняет свою уникальную функцию (гл. </w:t>
+        <w:t xml:space="preserve">Павел понимал, что церковь — это активное Тело, управляемое Святым Духом и состоящее из различных членов, каждый из которых выполняет свою уникальную функцию (гл. </w:t>
       </w:r>
       <w:hyperlink r:id="rId51">
         <w:r>
@@ -1612,7 +1782,18 @@
         <w:rPr>
           <w:lang w:val="ru_RU" w:bidi="ru_RU"/>
         </w:rPr>
-        <w:t>). В ранней христианской церкви не существовало различия между служителями, руководителями церкви и простыми верующими. Павел говорит о различных функциях членов церкви и о дарах Святого Духа, взаимодополняющих друг друга в те моменты, когда верующие собираются вместе. Каждый член Тела должен исполнять свою уникальную роль в созидании Тела Христа, и всё собрание верующих зависит только от Святого Духа, Который даёт силу каждому и направляет служение верующих.</w:t>
+        <w:t>). На ранних этапах христианского движения в церкви действительно были признанные руководители. Тем не менее Павел описывает поместную церковь как общину, в которой Дух наделял разных людей различными дарами. Эти дары помогали верующим служить друг другу ради общего блага. Каждый человек вносил свой вклад в укрепление и рост всего Тела. При этом в своём служении каждый зависел от силы и руководства Святого Духа.</w:t>
+      </w:r>
+    </w:p>
+    <w:p>
+      <w:pPr>
+        <w:pStyle w:val="Heading4"/>
+      </w:pPr>
+      <w:r>
+        <w:rPr>
+          <w:lang w:val="ru_RU" w:bidi="ru_RU"/>
+        </w:rPr>
+        <w:t>Воскресение из мёртвых</w:t>
       </w:r>
     </w:p>
     <w:p>
@@ -1626,7 +1807,7 @@
         <w:rPr>
           <w:lang w:val="ru_RU" w:bidi="ru_RU"/>
         </w:rPr>
-        <w:t xml:space="preserve">Воскресение из мёртвых. Среди всех книг Нового Завета в Первом послании к Коринфянам наиболее полно обсуждается вопрос воскресения из мёртвых (гл. </w:t>
+        <w:t xml:space="preserve">Среди всех книг Нового Завета в Первом послании к Коринфянам наиболее полно обсуждается вопрос воскресения из мёртвых (гл. </w:t>
       </w:r>
       <w:hyperlink r:id="rId24">
         <w:r>

--- a/rus/docx/46.content.docx
+++ b/rus/docx/46.content.docx
@@ -271,36 +271,24 @@
         </w:rPr>
         <w:t xml:space="preserve">переводившийся как «вести себя как коринфянин», то есть «вести распутный образ жизни». Неудивительно, что молодая церковь подверглась пагубному влиянию атмосферы порочного города (см. </w:t>
       </w:r>
-      <w:hyperlink r:id="rId13">
-        <w:r>
-          <w:rPr>
-            <w:lang w:val="ru_RU" w:bidi="ru_RU"/>
-          </w:rPr>
-          <w:rPr>
-            <w:color w:val="0000EE"/>
-            <w:u w:val="single"/>
-          </w:rPr>
-          <w:t>5:1–13</w:t>
-        </w:r>
-      </w:hyperlink>
+      <w:r>
+        <w:rPr>
+          <w:lang w:val="ru_RU" w:bidi="ru_RU"/>
+        </w:rPr>
+        <w:t>5:1–13</w:t>
+      </w:r>
       <w:r>
         <w:rPr>
           <w:lang w:val="ru_RU" w:bidi="ru_RU"/>
         </w:rPr>
         <w:t xml:space="preserve">; </w:t>
       </w:r>
-      <w:hyperlink r:id="rId14">
-        <w:r>
-          <w:rPr>
-            <w:lang w:val="ru_RU" w:bidi="ru_RU"/>
-          </w:rPr>
-          <w:rPr>
-            <w:color w:val="0000EE"/>
-            <w:u w:val="single"/>
-          </w:rPr>
-          <w:t xml:space="preserve">6:12–20, </w:t>
-        </w:r>
-      </w:hyperlink>
+      <w:r>
+        <w:rPr>
+          <w:lang w:val="ru_RU" w:bidi="ru_RU"/>
+        </w:rPr>
+        <w:t xml:space="preserve">6:12–20, </w:t>
+      </w:r>
       <w:r>
         <w:rPr>
           <w:lang w:val="ru_RU" w:bidi="ru_RU"/>
@@ -321,36 +309,24 @@
         </w:rPr>
         <w:t xml:space="preserve">Старый Коринф был завоёван и разрушен римлянами в 146 г. до н.э. Он был восстановлен через столетие и превратился в римскую колонию, населённую в основном бывшими римскими рабами. В то время, когда апостол Павел пришёл в Коринф, этот многонациональный город был населён римлянами, греками, иудеями и народами со всего Средиземноморья. В нём также находились чужестранцы, на время пришедшие в этот город, и идущие через него путешественники. Члены молодой коринфской церкви были людьми самых разных национальностей, что, вероятно, и стало причиной разделений между ними (см. обличение Павла в </w:t>
       </w:r>
-      <w:hyperlink r:id="rId15">
-        <w:r>
-          <w:rPr>
-            <w:lang w:val="ru_RU" w:bidi="ru_RU"/>
-          </w:rPr>
-          <w:rPr>
-            <w:color w:val="0000EE"/>
-            <w:u w:val="single"/>
-          </w:rPr>
-          <w:t>1:10–12</w:t>
-        </w:r>
-      </w:hyperlink>
+      <w:r>
+        <w:rPr>
+          <w:lang w:val="ru_RU" w:bidi="ru_RU"/>
+        </w:rPr>
+        <w:t>1:10–12</w:t>
+      </w:r>
       <w:r>
         <w:rPr>
           <w:lang w:val="ru_RU" w:bidi="ru_RU"/>
         </w:rPr>
         <w:t xml:space="preserve">; </w:t>
       </w:r>
-      <w:hyperlink r:id="rId16">
-        <w:r>
-          <w:rPr>
-            <w:lang w:val="ru_RU" w:bidi="ru_RU"/>
-          </w:rPr>
-          <w:rPr>
-            <w:color w:val="0000EE"/>
-            <w:u w:val="single"/>
-          </w:rPr>
-          <w:t>3:1–4</w:t>
-        </w:r>
-      </w:hyperlink>
+      <w:r>
+        <w:rPr>
+          <w:lang w:val="ru_RU" w:bidi="ru_RU"/>
+        </w:rPr>
+        <w:t>3:1–4</w:t>
+      </w:r>
       <w:r>
         <w:rPr>
           <w:lang w:val="ru_RU" w:bidi="ru_RU"/>
@@ -371,18 +347,12 @@
         </w:rPr>
         <w:t xml:space="preserve">Павел впервые посетил Коринф во время своего второго миссионерского путешествия (около 50 г. н.э.) после посещения северной провинции Македонии и Афин. Павел понимал, что Коринф имел очень важное значение для распространения Благой Вести, поэтому он оставался там на протяжении восемнадцати месяцев (50–52г г. н.э.; см. </w:t>
       </w:r>
-      <w:hyperlink r:id="rId17">
-        <w:r>
-          <w:rPr>
-            <w:lang w:val="ru_RU" w:bidi="ru_RU"/>
-          </w:rPr>
-          <w:rPr>
-            <w:color w:val="0000EE"/>
-            <w:u w:val="single"/>
-          </w:rPr>
-          <w:t>Деян.18:1–17</w:t>
-        </w:r>
-      </w:hyperlink>
+      <w:r>
+        <w:rPr>
+          <w:lang w:val="ru_RU" w:bidi="ru_RU"/>
+        </w:rPr>
+        <w:t>Деян.18:1–17</w:t>
+      </w:r>
       <w:r>
         <w:rPr>
           <w:lang w:val="ru_RU" w:bidi="ru_RU"/>
@@ -446,18 +416,12 @@
         </w:rPr>
         <w:t>Пренебрежительное отношение некоторых людей к благовестию Павла (</w:t>
       </w:r>
-      <w:hyperlink r:id="rId18">
-        <w:r>
-          <w:rPr>
-            <w:lang w:val="ru_RU" w:bidi="ru_RU"/>
-          </w:rPr>
-          <w:rPr>
-            <w:color w:val="0000EE"/>
-            <w:u w:val="single"/>
-          </w:rPr>
-          <w:t>1:1–4:21</w:t>
-        </w:r>
-      </w:hyperlink>
+      <w:r>
+        <w:rPr>
+          <w:lang w:val="ru_RU" w:bidi="ru_RU"/>
+        </w:rPr>
+        <w:t>1:1–4:21</w:t>
+      </w:r>
       <w:r>
         <w:rPr>
           <w:lang w:val="ru_RU" w:bidi="ru_RU"/>
@@ -482,18 +446,12 @@
         </w:rPr>
         <w:t>Случай немыслимого сексуального греха в церкви (</w:t>
       </w:r>
-      <w:hyperlink r:id="rId13">
-        <w:r>
-          <w:rPr>
-            <w:lang w:val="ru_RU" w:bidi="ru_RU"/>
-          </w:rPr>
-          <w:rPr>
-            <w:color w:val="0000EE"/>
-            <w:u w:val="single"/>
-          </w:rPr>
-          <w:t>5:1–13</w:t>
-        </w:r>
-      </w:hyperlink>
+      <w:r>
+        <w:rPr>
+          <w:lang w:val="ru_RU" w:bidi="ru_RU"/>
+        </w:rPr>
+        <w:t>5:1–13</w:t>
+      </w:r>
       <w:r>
         <w:rPr>
           <w:lang w:val="ru_RU" w:bidi="ru_RU"/>
@@ -518,18 +476,12 @@
         </w:rPr>
         <w:t>Судебные разбирательства между верующими перед судьями из неверующих (</w:t>
       </w:r>
-      <w:hyperlink r:id="rId19">
-        <w:r>
-          <w:rPr>
-            <w:lang w:val="ru_RU" w:bidi="ru_RU"/>
-          </w:rPr>
-          <w:rPr>
-            <w:color w:val="0000EE"/>
-            <w:u w:val="single"/>
-          </w:rPr>
-          <w:t>6:1–20</w:t>
-        </w:r>
-      </w:hyperlink>
+      <w:r>
+        <w:rPr>
+          <w:lang w:val="ru_RU" w:bidi="ru_RU"/>
+        </w:rPr>
+        <w:t>6:1–20</w:t>
+      </w:r>
       <w:r>
         <w:rPr>
           <w:lang w:val="ru_RU" w:bidi="ru_RU"/>
@@ -554,18 +506,12 @@
         </w:rPr>
         <w:t>Проблема блуда в церкви (</w:t>
       </w:r>
-      <w:hyperlink r:id="rId19">
-        <w:r>
-          <w:rPr>
-            <w:lang w:val="ru_RU" w:bidi="ru_RU"/>
-          </w:rPr>
-          <w:rPr>
-            <w:color w:val="0000EE"/>
-            <w:u w:val="single"/>
-          </w:rPr>
-          <w:t>6:1–20</w:t>
-        </w:r>
-      </w:hyperlink>
+      <w:r>
+        <w:rPr>
+          <w:lang w:val="ru_RU" w:bidi="ru_RU"/>
+        </w:rPr>
+        <w:t>6:1–20</w:t>
+      </w:r>
       <w:r>
         <w:rPr>
           <w:lang w:val="ru_RU" w:bidi="ru_RU"/>
@@ -590,18 +536,12 @@
         </w:rPr>
         <w:t>Вопросы о браке, разводе и безбрачии (</w:t>
       </w:r>
-      <w:hyperlink r:id="rId20">
-        <w:r>
-          <w:rPr>
-            <w:lang w:val="ru_RU" w:bidi="ru_RU"/>
-          </w:rPr>
-          <w:rPr>
-            <w:color w:val="0000EE"/>
-            <w:u w:val="single"/>
-          </w:rPr>
-          <w:t>7:1–40</w:t>
-        </w:r>
-      </w:hyperlink>
+      <w:r>
+        <w:rPr>
+          <w:lang w:val="ru_RU" w:bidi="ru_RU"/>
+        </w:rPr>
+        <w:t>7:1–40</w:t>
+      </w:r>
       <w:r>
         <w:rPr>
           <w:lang w:val="ru_RU" w:bidi="ru_RU"/>
@@ -626,18 +566,12 @@
         </w:rPr>
         <w:t>Вопрос о том, разрешается ли верующим есть мясо, принесённое в жертву языческим богам (</w:t>
       </w:r>
-      <w:hyperlink r:id="rId21">
-        <w:r>
-          <w:rPr>
-            <w:lang w:val="ru_RU" w:bidi="ru_RU"/>
-          </w:rPr>
-          <w:rPr>
-            <w:color w:val="0000EE"/>
-            <w:u w:val="single"/>
-          </w:rPr>
-          <w:t>8:1–10:33</w:t>
-        </w:r>
-      </w:hyperlink>
+      <w:r>
+        <w:rPr>
+          <w:lang w:val="ru_RU" w:bidi="ru_RU"/>
+        </w:rPr>
+        <w:t>8:1–10:33</w:t>
+      </w:r>
       <w:r>
         <w:rPr>
           <w:lang w:val="ru_RU" w:bidi="ru_RU"/>
@@ -662,18 +596,12 @@
         </w:rPr>
         <w:t>Вопрос о подобающей одежде женщин-служителей (</w:t>
       </w:r>
-      <w:hyperlink r:id="rId22">
-        <w:r>
-          <w:rPr>
-            <w:lang w:val="ru_RU" w:bidi="ru_RU"/>
-          </w:rPr>
-          <w:rPr>
-            <w:color w:val="0000EE"/>
-            <w:u w:val="single"/>
-          </w:rPr>
-          <w:t>11:1–34</w:t>
-        </w:r>
-      </w:hyperlink>
+      <w:r>
+        <w:rPr>
+          <w:lang w:val="ru_RU" w:bidi="ru_RU"/>
+        </w:rPr>
+        <w:t>11:1–34</w:t>
+      </w:r>
       <w:r>
         <w:rPr>
           <w:lang w:val="ru_RU" w:bidi="ru_RU"/>
@@ -698,18 +626,12 @@
         </w:rPr>
         <w:t>Неподобающее и непочтительное поведение во время Вечери Господней (</w:t>
       </w:r>
-      <w:hyperlink r:id="rId22">
-        <w:r>
-          <w:rPr>
-            <w:lang w:val="ru_RU" w:bidi="ru_RU"/>
-          </w:rPr>
-          <w:rPr>
-            <w:color w:val="0000EE"/>
-            <w:u w:val="single"/>
-          </w:rPr>
-          <w:t>11:1–34</w:t>
-        </w:r>
-      </w:hyperlink>
+      <w:r>
+        <w:rPr>
+          <w:lang w:val="ru_RU" w:bidi="ru_RU"/>
+        </w:rPr>
+        <w:t>11:1–34</w:t>
+      </w:r>
       <w:r>
         <w:rPr>
           <w:lang w:val="ru_RU" w:bidi="ru_RU"/>
@@ -734,18 +656,12 @@
         </w:rPr>
         <w:t>Искажённые взгляды на духовные дары и их использование (</w:t>
       </w:r>
-      <w:hyperlink r:id="rId23">
-        <w:r>
-          <w:rPr>
-            <w:lang w:val="ru_RU" w:bidi="ru_RU"/>
-          </w:rPr>
-          <w:rPr>
-            <w:color w:val="0000EE"/>
-            <w:u w:val="single"/>
-          </w:rPr>
-          <w:t>12:1–14:40</w:t>
-        </w:r>
-      </w:hyperlink>
+      <w:r>
+        <w:rPr>
+          <w:lang w:val="ru_RU" w:bidi="ru_RU"/>
+        </w:rPr>
+        <w:t>12:1–14:40</w:t>
+      </w:r>
       <w:r>
         <w:rPr>
           <w:lang w:val="ru_RU" w:bidi="ru_RU"/>
@@ -770,18 +686,12 @@
         </w:rPr>
         <w:t>Проблема неверия в воскресение из мёртвых (</w:t>
       </w:r>
-      <w:hyperlink r:id="rId24">
-        <w:r>
-          <w:rPr>
-            <w:lang w:val="ru_RU" w:bidi="ru_RU"/>
-          </w:rPr>
-          <w:rPr>
-            <w:color w:val="0000EE"/>
-            <w:u w:val="single"/>
-          </w:rPr>
-          <w:t>15:1–58</w:t>
-        </w:r>
-      </w:hyperlink>
+      <w:r>
+        <w:rPr>
+          <w:lang w:val="ru_RU" w:bidi="ru_RU"/>
+        </w:rPr>
+        <w:t>15:1–58</w:t>
+      </w:r>
       <w:r>
         <w:rPr>
           <w:lang w:val="ru_RU" w:bidi="ru_RU"/>
@@ -813,18 +723,12 @@
         </w:rPr>
         <w:t xml:space="preserve">Авторство Павла в данном послании не вызывает сомнений. Однако некоторые исследователи ставят под сомнение подлинность отрывка </w:t>
       </w:r>
-      <w:hyperlink r:id="rId25">
-        <w:r>
-          <w:rPr>
-            <w:lang w:val="ru_RU" w:bidi="ru_RU"/>
-          </w:rPr>
-          <w:rPr>
-            <w:color w:val="0000EE"/>
-            <w:u w:val="single"/>
-          </w:rPr>
-          <w:t>14:34–35</w:t>
-        </w:r>
-      </w:hyperlink>
+      <w:r>
+        <w:rPr>
+          <w:lang w:val="ru_RU" w:bidi="ru_RU"/>
+        </w:rPr>
+        <w:t>14:34–35</w:t>
+      </w:r>
       <w:r>
         <w:rPr>
           <w:lang w:val="ru_RU" w:bidi="ru_RU"/>
@@ -844,18 +748,12 @@
         </w:rPr>
         <w:t xml:space="preserve">, см. </w:t>
       </w:r>
-      <w:hyperlink r:id="rId26">
-        <w:r>
-          <w:rPr>
-            <w:lang w:val="ru_RU" w:bidi="ru_RU"/>
-          </w:rPr>
-          <w:rPr>
-            <w:color w:val="0000EE"/>
-            <w:u w:val="single"/>
-          </w:rPr>
-          <w:t>16:21</w:t>
-        </w:r>
-      </w:hyperlink>
+      <w:r>
+        <w:rPr>
+          <w:lang w:val="ru_RU" w:bidi="ru_RU"/>
+        </w:rPr>
+        <w:t>16:21</w:t>
+      </w:r>
       <w:r>
         <w:rPr>
           <w:lang w:val="ru_RU" w:bidi="ru_RU"/>
@@ -887,108 +785,72 @@
         </w:rPr>
         <w:t xml:space="preserve">Данное послание к коринфской церкви было написано Павлом во время его третьего миссионерского путешествия, когда он два или три года пробыл в городе Ефес (примерно с 53 по 56 гг. н.э.; см. </w:t>
       </w:r>
-      <w:hyperlink r:id="rId27">
-        <w:r>
-          <w:rPr>
-            <w:lang w:val="ru_RU" w:bidi="ru_RU"/>
-          </w:rPr>
-          <w:rPr>
-            <w:color w:val="0000EE"/>
-            <w:u w:val="single"/>
-          </w:rPr>
-          <w:t>Деян.19:1–41</w:t>
-        </w:r>
-      </w:hyperlink>
+      <w:r>
+        <w:rPr>
+          <w:lang w:val="ru_RU" w:bidi="ru_RU"/>
+        </w:rPr>
+        <w:t>Деян.19:1–41</w:t>
+      </w:r>
       <w:r>
         <w:rPr>
           <w:lang w:val="ru_RU" w:bidi="ru_RU"/>
         </w:rPr>
         <w:t xml:space="preserve">). Сначала Павел написал первое письмо к церкви (см. </w:t>
       </w:r>
-      <w:hyperlink r:id="rId28">
-        <w:r>
-          <w:rPr>
-            <w:lang w:val="ru_RU" w:bidi="ru_RU"/>
-          </w:rPr>
-          <w:rPr>
-            <w:color w:val="0000EE"/>
-            <w:u w:val="single"/>
-          </w:rPr>
-          <w:t>1Кор.5:9</w:t>
-        </w:r>
-      </w:hyperlink>
+      <w:r>
+        <w:rPr>
+          <w:lang w:val="ru_RU" w:bidi="ru_RU"/>
+        </w:rPr>
+        <w:t>1Кор.5:9</w:t>
+      </w:r>
       <w:r>
         <w:rPr>
           <w:lang w:val="ru_RU" w:bidi="ru_RU"/>
         </w:rPr>
         <w:t xml:space="preserve">), и коринфяне отправили ему ответное письмо, где просили дать совет по ряду вопросов (см. напр., </w:t>
       </w:r>
-      <w:hyperlink r:id="rId29">
-        <w:r>
-          <w:rPr>
-            <w:lang w:val="ru_RU" w:bidi="ru_RU"/>
-          </w:rPr>
-          <w:rPr>
-            <w:color w:val="0000EE"/>
-            <w:u w:val="single"/>
-          </w:rPr>
-          <w:t>7:1</w:t>
-        </w:r>
-      </w:hyperlink>
+      <w:r>
+        <w:rPr>
+          <w:lang w:val="ru_RU" w:bidi="ru_RU"/>
+        </w:rPr>
+        <w:t>7:1</w:t>
+      </w:r>
       <w:r>
         <w:rPr>
           <w:lang w:val="ru_RU" w:bidi="ru_RU"/>
         </w:rPr>
         <w:t xml:space="preserve">). Павел также получал известия о коринфянах от других верующих (см. </w:t>
       </w:r>
-      <w:hyperlink r:id="rId30">
-        <w:r>
-          <w:rPr>
-            <w:lang w:val="ru_RU" w:bidi="ru_RU"/>
-          </w:rPr>
-          <w:rPr>
-            <w:color w:val="0000EE"/>
-            <w:u w:val="single"/>
-          </w:rPr>
-          <w:t>1:11</w:t>
-        </w:r>
-      </w:hyperlink>
+      <w:r>
+        <w:rPr>
+          <w:lang w:val="ru_RU" w:bidi="ru_RU"/>
+        </w:rPr>
+        <w:t>1:11</w:t>
+      </w:r>
       <w:r>
         <w:rPr>
           <w:lang w:val="ru_RU" w:bidi="ru_RU"/>
         </w:rPr>
         <w:t xml:space="preserve">; также 1:18) и от тех, кто приходил к нему из Коринфа (см. </w:t>
       </w:r>
-      <w:hyperlink r:id="rId31">
-        <w:r>
-          <w:rPr>
-            <w:lang w:val="ru_RU" w:bidi="ru_RU"/>
-          </w:rPr>
-          <w:rPr>
-            <w:color w:val="0000EE"/>
-            <w:u w:val="single"/>
-          </w:rPr>
-          <w:t>16:15–17</w:t>
-        </w:r>
-      </w:hyperlink>
+      <w:r>
+        <w:rPr>
+          <w:lang w:val="ru_RU" w:bidi="ru_RU"/>
+        </w:rPr>
+        <w:t>16:15–17</w:t>
+      </w:r>
       <w:r>
         <w:rPr>
           <w:lang w:val="ru_RU" w:bidi="ru_RU"/>
         </w:rPr>
         <w:t xml:space="preserve">), благодаря чему ему стало известно о ряде проблем, стоявших перед молодой церковью. Таким образом, Павел отправил это письмо, известное как Первое послание к Коринфянам, в котором содержались советы на конкретные проблемы. Возможно, оно было доставлено Стефаном, Фортунатом и Ахаиком (см. </w:t>
       </w:r>
-      <w:hyperlink r:id="rId31">
-        <w:r>
-          <w:rPr>
-            <w:lang w:val="ru_RU" w:bidi="ru_RU"/>
-          </w:rPr>
-          <w:rPr>
-            <w:color w:val="0000EE"/>
-            <w:u w:val="single"/>
-          </w:rPr>
-          <w:t>16:15–17</w:t>
-        </w:r>
-      </w:hyperlink>
+      <w:r>
+        <w:rPr>
+          <w:lang w:val="ru_RU" w:bidi="ru_RU"/>
+        </w:rPr>
+        <w:t>16:15–17</w:t>
+      </w:r>
       <w:r>
         <w:rPr>
           <w:lang w:val="ru_RU" w:bidi="ru_RU"/>
@@ -1009,36 +871,24 @@
         </w:rPr>
         <w:t xml:space="preserve">И всё же некоторые проблемы, по-видимому, так и остались нерешёнными, что привело к необходимости личного визита в Коринф и написания «строгого письма», текст которого не сохранился. Павел ссылается на него в своём эмоциональном послании, получившем название Второго послания к Коринфянам. Оно было написано в Македонии и отправлено оттуда же вскоре после того, как Павел ушёл из Ефеса и собирался вновь прийти в Коринф (см. </w:t>
       </w:r>
-      <w:hyperlink r:id="rId32">
-        <w:r>
-          <w:rPr>
-            <w:lang w:val="ru_RU" w:bidi="ru_RU"/>
-          </w:rPr>
-          <w:rPr>
-            <w:color w:val="0000EE"/>
-            <w:u w:val="single"/>
-          </w:rPr>
-          <w:t>2Кор.2:1–11</w:t>
-        </w:r>
-      </w:hyperlink>
+      <w:r>
+        <w:rPr>
+          <w:lang w:val="ru_RU" w:bidi="ru_RU"/>
+        </w:rPr>
+        <w:t>2Кор.2:1–11</w:t>
+      </w:r>
       <w:r>
         <w:rPr>
           <w:lang w:val="ru_RU" w:bidi="ru_RU"/>
         </w:rPr>
         <w:t xml:space="preserve">; </w:t>
       </w:r>
-      <w:hyperlink r:id="rId33">
-        <w:r>
-          <w:rPr>
-            <w:lang w:val="ru_RU" w:bidi="ru_RU"/>
-          </w:rPr>
-          <w:rPr>
-            <w:color w:val="0000EE"/>
-            <w:u w:val="single"/>
-          </w:rPr>
-          <w:t>7:8–10</w:t>
-        </w:r>
-      </w:hyperlink>
+      <w:r>
+        <w:rPr>
+          <w:lang w:val="ru_RU" w:bidi="ru_RU"/>
+        </w:rPr>
+        <w:t>7:8–10</w:t>
+      </w:r>
       <w:r>
         <w:rPr>
           <w:lang w:val="ru_RU" w:bidi="ru_RU"/>
@@ -1121,36 +971,24 @@
         </w:rPr>
         <w:t>Так, например, когда Павел рассматривает проблемы сексуальной чистоты (</w:t>
       </w:r>
-      <w:hyperlink r:id="rId34">
-        <w:r>
-          <w:rPr>
-            <w:lang w:val="ru_RU" w:bidi="ru_RU"/>
-          </w:rPr>
-          <w:rPr>
-            <w:color w:val="0000EE"/>
-            <w:u w:val="single"/>
-          </w:rPr>
-          <w:t>5:1–6:20</w:t>
-        </w:r>
-      </w:hyperlink>
+      <w:r>
+        <w:rPr>
+          <w:lang w:val="ru_RU" w:bidi="ru_RU"/>
+        </w:rPr>
+        <w:t>5:1–6:20</w:t>
+      </w:r>
       <w:r>
         <w:rPr>
           <w:lang w:val="ru_RU" w:bidi="ru_RU"/>
         </w:rPr>
         <w:t>), он напоминает церкви, что верующие стали новым творением благодаря жертве Христа и что теперь им следует вести святой образ жизни. Павел призывает верующих хранить верность, но не через соблюдение Закона Моисея, а через осознание и соединение со Христом, став храмом Святого Духа (</w:t>
       </w:r>
-      <w:hyperlink r:id="rId35">
-        <w:r>
-          <w:rPr>
-            <w:lang w:val="ru_RU" w:bidi="ru_RU"/>
-          </w:rPr>
-          <w:rPr>
-            <w:color w:val="0000EE"/>
-            <w:u w:val="single"/>
-          </w:rPr>
-          <w:t>6:15–20</w:t>
-        </w:r>
-      </w:hyperlink>
+      <w:r>
+        <w:rPr>
+          <w:lang w:val="ru_RU" w:bidi="ru_RU"/>
+        </w:rPr>
+        <w:t>6:15–20</w:t>
+      </w:r>
       <w:r>
         <w:rPr>
           <w:lang w:val="ru_RU" w:bidi="ru_RU"/>
@@ -1171,18 +1009,12 @@
         </w:rPr>
         <w:t>Когда Павел отговаривает верующих от того, чтобы они судились друг с другом в языческих судах (</w:t>
       </w:r>
-      <w:hyperlink r:id="rId36">
-        <w:r>
-          <w:rPr>
-            <w:lang w:val="ru_RU" w:bidi="ru_RU"/>
-          </w:rPr>
-          <w:rPr>
-            <w:color w:val="0000EE"/>
-            <w:u w:val="single"/>
-          </w:rPr>
-          <w:t>6:1–8</w:t>
-        </w:r>
-      </w:hyperlink>
+      <w:r>
+        <w:rPr>
+          <w:lang w:val="ru_RU" w:bidi="ru_RU"/>
+        </w:rPr>
+        <w:t>6:1–8</w:t>
+      </w:r>
       <w:r>
         <w:rPr>
           <w:lang w:val="ru_RU" w:bidi="ru_RU"/>
@@ -1203,18 +1035,12 @@
         </w:rPr>
         <w:t>Когда Павел даёт коринфянам советы по поводу брака (</w:t>
       </w:r>
-      <w:hyperlink r:id="rId20">
-        <w:r>
-          <w:rPr>
-            <w:lang w:val="ru_RU" w:bidi="ru_RU"/>
-          </w:rPr>
-          <w:rPr>
-            <w:color w:val="0000EE"/>
-            <w:u w:val="single"/>
-          </w:rPr>
-          <w:t>7:1–40</w:t>
-        </w:r>
-      </w:hyperlink>
+      <w:r>
+        <w:rPr>
+          <w:lang w:val="ru_RU" w:bidi="ru_RU"/>
+        </w:rPr>
+        <w:t>7:1–40</w:t>
+      </w:r>
       <w:r>
         <w:rPr>
           <w:lang w:val="ru_RU" w:bidi="ru_RU"/>
@@ -1235,36 +1061,24 @@
         </w:rPr>
         <w:t>Когда Павел касается вопроса об употреблении в пищу мяса, принесённого в жертву языческим богам (</w:t>
       </w:r>
-      <w:hyperlink r:id="rId37">
-        <w:r>
-          <w:rPr>
-            <w:lang w:val="ru_RU" w:bidi="ru_RU"/>
-          </w:rPr>
-          <w:rPr>
-            <w:color w:val="0000EE"/>
-            <w:u w:val="single"/>
-          </w:rPr>
-          <w:t>8:1–13</w:t>
-        </w:r>
-      </w:hyperlink>
+      <w:r>
+        <w:rPr>
+          <w:lang w:val="ru_RU" w:bidi="ru_RU"/>
+        </w:rPr>
+        <w:t>8:1–13</w:t>
+      </w:r>
       <w:r>
         <w:rPr>
           <w:lang w:val="ru_RU" w:bidi="ru_RU"/>
         </w:rPr>
         <w:t xml:space="preserve">; </w:t>
       </w:r>
-      <w:hyperlink r:id="rId38">
-        <w:r>
-          <w:rPr>
-            <w:lang w:val="ru_RU" w:bidi="ru_RU"/>
-          </w:rPr>
-          <w:rPr>
-            <w:color w:val="0000EE"/>
-            <w:u w:val="single"/>
-          </w:rPr>
-          <w:t>10:1–11:1</w:t>
-        </w:r>
-      </w:hyperlink>
+      <w:r>
+        <w:rPr>
+          <w:lang w:val="ru_RU" w:bidi="ru_RU"/>
+        </w:rPr>
+        <w:t>10:1–11:1</w:t>
+      </w:r>
       <w:r>
         <w:rPr>
           <w:lang w:val="ru_RU" w:bidi="ru_RU"/>
@@ -1285,54 +1099,36 @@
         </w:rPr>
         <w:t xml:space="preserve">Павел считает, что святой образ жизни — это выражение благодарности на благодать и милость Бога, явленные во Христе и возвещённые в Благой Вести. Вся жизнь верующего должна показывать преданность Богу и любовь к ближним (см. </w:t>
       </w:r>
-      <w:hyperlink r:id="rId39">
-        <w:r>
-          <w:rPr>
-            <w:lang w:val="ru_RU" w:bidi="ru_RU"/>
-          </w:rPr>
-          <w:rPr>
-            <w:color w:val="0000EE"/>
-            <w:u w:val="single"/>
-          </w:rPr>
-          <w:t>10:31–33</w:t>
-        </w:r>
-      </w:hyperlink>
+      <w:r>
+        <w:rPr>
+          <w:lang w:val="ru_RU" w:bidi="ru_RU"/>
+        </w:rPr>
+        <w:t>10:31–33</w:t>
+      </w:r>
       <w:r>
         <w:rPr>
           <w:lang w:val="ru_RU" w:bidi="ru_RU"/>
         </w:rPr>
         <w:t>), что полностью соответствует двум великим заповедям любви, о которых говорил Иисус (</w:t>
       </w:r>
-      <w:hyperlink r:id="rId40">
-        <w:r>
-          <w:rPr>
-            <w:lang w:val="ru_RU" w:bidi="ru_RU"/>
-          </w:rPr>
-          <w:rPr>
-            <w:color w:val="0000EE"/>
-            <w:u w:val="single"/>
-          </w:rPr>
-          <w:t>Мф.22:36–40</w:t>
-        </w:r>
-      </w:hyperlink>
+      <w:r>
+        <w:rPr>
+          <w:lang w:val="ru_RU" w:bidi="ru_RU"/>
+        </w:rPr>
+        <w:t>Мф.22:36–40</w:t>
+      </w:r>
       <w:r>
         <w:rPr>
           <w:lang w:val="ru_RU" w:bidi="ru_RU"/>
         </w:rPr>
         <w:t xml:space="preserve">; </w:t>
       </w:r>
-      <w:hyperlink r:id="rId41">
-        <w:r>
-          <w:rPr>
-            <w:lang w:val="ru_RU" w:bidi="ru_RU"/>
-          </w:rPr>
-          <w:rPr>
-            <w:color w:val="0000EE"/>
-            <w:u w:val="single"/>
-          </w:rPr>
-          <w:t>Лк.10:25–37</w:t>
-        </w:r>
-      </w:hyperlink>
+      <w:r>
+        <w:rPr>
+          <w:lang w:val="ru_RU" w:bidi="ru_RU"/>
+        </w:rPr>
+        <w:t>Лк.10:25–37</w:t>
+      </w:r>
       <w:r>
         <w:rPr>
           <w:lang w:val="ru_RU" w:bidi="ru_RU"/>
@@ -1364,18 +1160,12 @@
         </w:rPr>
         <w:t>Когда противники Павла критиковали его за «юродство проповеди», то есть неинтеллектуальный подход к проповеди Евангелия (</w:t>
       </w:r>
-      <w:hyperlink r:id="rId18">
-        <w:r>
-          <w:rPr>
-            <w:lang w:val="ru_RU" w:bidi="ru_RU"/>
-          </w:rPr>
-          <w:rPr>
-            <w:color w:val="0000EE"/>
-            <w:u w:val="single"/>
-          </w:rPr>
-          <w:t>1Кор.1:1–4:21</w:t>
-        </w:r>
-      </w:hyperlink>
+      <w:r>
+        <w:rPr>
+          <w:lang w:val="ru_RU" w:bidi="ru_RU"/>
+        </w:rPr>
+        <w:t>1Кор.1:1–4:21</w:t>
+      </w:r>
       <w:r>
         <w:rPr>
           <w:lang w:val="ru_RU" w:bidi="ru_RU"/>
@@ -1425,18 +1215,12 @@
         </w:rPr>
         <w:t xml:space="preserve"> о разных группах в церкви см. </w:t>
       </w:r>
-      <w:hyperlink r:id="rId42">
-        <w:r>
-          <w:rPr>
-            <w:lang w:val="ru_RU" w:bidi="ru_RU"/>
-          </w:rPr>
-          <w:rPr>
-            <w:color w:val="0000EE"/>
-            <w:u w:val="single"/>
-          </w:rPr>
-          <w:t>1:10–4:21</w:t>
-        </w:r>
-      </w:hyperlink>
+      <w:r>
+        <w:rPr>
+          <w:lang w:val="ru_RU" w:bidi="ru_RU"/>
+        </w:rPr>
+        <w:t>1:10–4:21</w:t>
+      </w:r>
       <w:r>
         <w:rPr>
           <w:lang w:val="ru_RU" w:bidi="ru_RU"/>
@@ -1461,18 +1245,12 @@
         </w:rPr>
         <w:t xml:space="preserve">о судебных тяжбах против других христиан см. </w:t>
       </w:r>
-      <w:hyperlink r:id="rId43">
-        <w:r>
-          <w:rPr>
-            <w:lang w:val="ru_RU" w:bidi="ru_RU"/>
-          </w:rPr>
-          <w:rPr>
-            <w:color w:val="0000EE"/>
-            <w:u w:val="single"/>
-          </w:rPr>
-          <w:t>6:1–12</w:t>
-        </w:r>
-      </w:hyperlink>
+      <w:r>
+        <w:rPr>
+          <w:lang w:val="ru_RU" w:bidi="ru_RU"/>
+        </w:rPr>
+        <w:t>6:1–12</w:t>
+      </w:r>
       <w:r>
         <w:rPr>
           <w:lang w:val="ru_RU" w:bidi="ru_RU"/>
@@ -1497,18 +1275,12 @@
         </w:rPr>
         <w:t xml:space="preserve"> о разных мнениях о пище, принесённой в жертву идолам см. </w:t>
       </w:r>
-      <w:hyperlink r:id="rId44">
-        <w:r>
-          <w:rPr>
-            <w:lang w:val="ru_RU" w:bidi="ru_RU"/>
-          </w:rPr>
-          <w:rPr>
-            <w:color w:val="0000EE"/>
-            <w:u w:val="single"/>
-          </w:rPr>
-          <w:t>8:1–11:1</w:t>
-        </w:r>
-      </w:hyperlink>
+      <w:r>
+        <w:rPr>
+          <w:lang w:val="ru_RU" w:bidi="ru_RU"/>
+        </w:rPr>
+        <w:t>8:1–11:1</w:t>
+      </w:r>
       <w:r>
         <w:rPr>
           <w:lang w:val="ru_RU" w:bidi="ru_RU"/>
@@ -1533,18 +1305,12 @@
         </w:rPr>
         <w:t xml:space="preserve"> о разных мнениях о подходящей одежде для женщин-служителей см. </w:t>
       </w:r>
-      <w:hyperlink r:id="rId45">
-        <w:r>
-          <w:rPr>
-            <w:lang w:val="ru_RU" w:bidi="ru_RU"/>
-          </w:rPr>
-          <w:rPr>
-            <w:color w:val="0000EE"/>
-            <w:u w:val="single"/>
-          </w:rPr>
-          <w:t>11:2–16</w:t>
-        </w:r>
-      </w:hyperlink>
+      <w:r>
+        <w:rPr>
+          <w:lang w:val="ru_RU" w:bidi="ru_RU"/>
+        </w:rPr>
+        <w:t>11:2–16</w:t>
+      </w:r>
       <w:r>
         <w:rPr>
           <w:lang w:val="ru_RU" w:bidi="ru_RU"/>
@@ -1569,18 +1335,12 @@
         </w:rPr>
         <w:t xml:space="preserve"> о проблеме, связанной с принятием Вечери Господней см. </w:t>
       </w:r>
-      <w:hyperlink r:id="rId46">
-        <w:r>
-          <w:rPr>
-            <w:lang w:val="ru_RU" w:bidi="ru_RU"/>
-          </w:rPr>
-          <w:rPr>
-            <w:color w:val="0000EE"/>
-            <w:u w:val="single"/>
-          </w:rPr>
-          <w:t>11:17–34</w:t>
-        </w:r>
-      </w:hyperlink>
+      <w:r>
+        <w:rPr>
+          <w:lang w:val="ru_RU" w:bidi="ru_RU"/>
+        </w:rPr>
+        <w:t>11:17–34</w:t>
+      </w:r>
       <w:r>
         <w:rPr>
           <w:lang w:val="ru_RU" w:bidi="ru_RU"/>
@@ -1601,18 +1361,12 @@
         </w:rPr>
         <w:t xml:space="preserve">Павел говорит, что верующие должны хранить единство между собой, потому что они соединены в одно целое как члены Тела Христа, посвятившие себя Христу как Господу и получившие от Него Святого Духа. На протяжении всего послания, где есть также отдельная глава о том, что такое любовь (гл. </w:t>
       </w:r>
-      <w:hyperlink r:id="rId47">
-        <w:r>
-          <w:rPr>
-            <w:lang w:val="ru_RU" w:bidi="ru_RU"/>
-          </w:rPr>
-          <w:rPr>
-            <w:color w:val="0000EE"/>
-            <w:u w:val="single"/>
-          </w:rPr>
-          <w:t>13</w:t>
-        </w:r>
-      </w:hyperlink>
+      <w:r>
+        <w:rPr>
+          <w:lang w:val="ru_RU" w:bidi="ru_RU"/>
+        </w:rPr>
+        <w:t>13</w:t>
+      </w:r>
       <w:r>
         <w:rPr>
           <w:lang w:val="ru_RU" w:bidi="ru_RU"/>
@@ -1644,36 +1398,24 @@
         </w:rPr>
         <w:t xml:space="preserve">Павел говорит о ценности брака и решительно выступает против развода. В свете сложной обстановки для христиан, живших в первом веке, и его ожидания скорого возвращения Христа (см. </w:t>
       </w:r>
-      <w:hyperlink r:id="rId48">
-        <w:r>
-          <w:rPr>
-            <w:lang w:val="ru_RU" w:bidi="ru_RU"/>
-          </w:rPr>
-          <w:rPr>
-            <w:color w:val="0000EE"/>
-            <w:u w:val="single"/>
-          </w:rPr>
-          <w:t>7:25–31</w:t>
-        </w:r>
-      </w:hyperlink>
+      <w:r>
+        <w:rPr>
+          <w:lang w:val="ru_RU" w:bidi="ru_RU"/>
+        </w:rPr>
+        <w:t>7:25–31</w:t>
+      </w:r>
       <w:r>
         <w:rPr>
           <w:lang w:val="ru_RU" w:bidi="ru_RU"/>
         </w:rPr>
         <w:t xml:space="preserve">), Павел призывает тех, кто не состоит в браке, оставаться таковыми, потому что считает, что безбрачие является прекрасной возможностью полностью посвятить себя Христу и служению Ему в этом мире (см. </w:t>
       </w:r>
-      <w:hyperlink r:id="rId49">
-        <w:r>
-          <w:rPr>
-            <w:lang w:val="ru_RU" w:bidi="ru_RU"/>
-          </w:rPr>
-          <w:rPr>
-            <w:color w:val="0000EE"/>
-            <w:u w:val="single"/>
-          </w:rPr>
-          <w:t>7:32–35</w:t>
-        </w:r>
-      </w:hyperlink>
+      <w:r>
+        <w:rPr>
+          <w:lang w:val="ru_RU" w:bidi="ru_RU"/>
+        </w:rPr>
+        <w:t>7:32–35</w:t>
+      </w:r>
       <w:r>
         <w:rPr>
           <w:lang w:val="ru_RU" w:bidi="ru_RU"/>
@@ -1705,18 +1447,12 @@
         </w:rPr>
         <w:t xml:space="preserve"> Это послание показывается, как ранняя церковь понимала и как относилась к Вечери Господней, что является, пожалуй, самым подробным объяснением, данным во всём Новом Завете (гл. </w:t>
       </w:r>
-      <w:hyperlink r:id="rId50">
-        <w:r>
-          <w:rPr>
-            <w:lang w:val="ru_RU" w:bidi="ru_RU"/>
-          </w:rPr>
-          <w:rPr>
-            <w:color w:val="0000EE"/>
-            <w:u w:val="single"/>
-          </w:rPr>
-          <w:t>10–11</w:t>
-        </w:r>
-      </w:hyperlink>
+      <w:r>
+        <w:rPr>
+          <w:lang w:val="ru_RU" w:bidi="ru_RU"/>
+        </w:rPr>
+        <w:t>10–11</w:t>
+      </w:r>
       <w:r>
         <w:rPr>
           <w:lang w:val="ru_RU" w:bidi="ru_RU"/>
@@ -1748,36 +1484,24 @@
         </w:rPr>
         <w:t xml:space="preserve">Павел понимал, что церковь — это активное Тело, управляемое Святым Духом и состоящее из различных членов, каждый из которых выполняет свою уникальную функцию (гл. </w:t>
       </w:r>
-      <w:hyperlink r:id="rId51">
-        <w:r>
-          <w:rPr>
-            <w:lang w:val="ru_RU" w:bidi="ru_RU"/>
-          </w:rPr>
-          <w:rPr>
-            <w:color w:val="0000EE"/>
-            <w:u w:val="single"/>
-          </w:rPr>
-          <w:t>12</w:t>
-        </w:r>
-      </w:hyperlink>
+      <w:r>
+        <w:rPr>
+          <w:lang w:val="ru_RU" w:bidi="ru_RU"/>
+        </w:rPr>
+        <w:t>12</w:t>
+      </w:r>
       <w:r>
         <w:rPr>
           <w:lang w:val="ru_RU" w:bidi="ru_RU"/>
         </w:rPr>
         <w:t xml:space="preserve">, </w:t>
       </w:r>
-      <w:hyperlink r:id="rId52">
-        <w:r>
-          <w:rPr>
-            <w:lang w:val="ru_RU" w:bidi="ru_RU"/>
-          </w:rPr>
-          <w:rPr>
-            <w:color w:val="0000EE"/>
-            <w:u w:val="single"/>
-          </w:rPr>
-          <w:t>14</w:t>
-        </w:r>
-      </w:hyperlink>
+      <w:r>
+        <w:rPr>
+          <w:lang w:val="ru_RU" w:bidi="ru_RU"/>
+        </w:rPr>
+        <w:t>14</w:t>
+      </w:r>
       <w:r>
         <w:rPr>
           <w:lang w:val="ru_RU" w:bidi="ru_RU"/>
@@ -1809,18 +1533,12 @@
         </w:rPr>
         <w:t xml:space="preserve">Среди всех книг Нового Завета в Первом послании к Коринфянам наиболее полно обсуждается вопрос воскресения из мёртвых (гл. </w:t>
       </w:r>
-      <w:hyperlink r:id="rId24">
-        <w:r>
-          <w:rPr>
-            <w:lang w:val="ru_RU" w:bidi="ru_RU"/>
-          </w:rPr>
-          <w:rPr>
-            <w:color w:val="0000EE"/>
-            <w:u w:val="single"/>
-          </w:rPr>
-          <w:t>15</w:t>
-        </w:r>
-      </w:hyperlink>
+      <w:r>
+        <w:rPr>
+          <w:lang w:val="ru_RU" w:bidi="ru_RU"/>
+        </w:rPr>
+        <w:t>15</w:t>
+      </w:r>
       <w:r>
         <w:rPr>
           <w:lang w:val="ru_RU" w:bidi="ru_RU"/>
